--- a/klagomål/S 1079-2025 FSC-klagomål.docx
+++ b/klagomål/S 1079-2025 FSC-klagomål.docx
@@ -1488,7 +1488,7 @@
     <w:r>
       <w:tab/>
       <w:tab/>
-      <w:t>2026-07-13</w:t>
+      <w:t>2026-07-14</w:t>
       <w:br/>
       <w:br/>
     </w:r>

--- a/klagomål/S 1079-2025 FSC-klagomål.docx
+++ b/klagomål/S 1079-2025 FSC-klagomål.docx
@@ -1488,7 +1488,7 @@
     <w:r>
       <w:tab/>
       <w:tab/>
-      <w:t>2026-07-14</w:t>
+      <w:t>2026-07-15</w:t>
       <w:br/>
       <w:br/>
     </w:r>

--- a/klagomål/S 1079-2025 FSC-klagomål.docx
+++ b/klagomål/S 1079-2025 FSC-klagomål.docx
@@ -1488,7 +1488,7 @@
     <w:r>
       <w:tab/>
       <w:tab/>
-      <w:t>2026-07-15</w:t>
+      <w:t>2026-07-16</w:t>
       <w:br/>
       <w:br/>
     </w:r>

--- a/klagomål/S 1079-2025 FSC-klagomål.docx
+++ b/klagomål/S 1079-2025 FSC-klagomål.docx
@@ -1488,7 +1488,7 @@
     <w:r>
       <w:tab/>
       <w:tab/>
-      <w:t>2026-07-16</w:t>
+      <w:t>2026-07-17</w:t>
       <w:br/>
       <w:br/>
     </w:r>

--- a/klagomål/S 1079-2025 FSC-klagomål.docx
+++ b/klagomål/S 1079-2025 FSC-klagomål.docx
@@ -1488,7 +1488,7 @@
     <w:r>
       <w:tab/>
       <w:tab/>
-      <w:t>2026-07-17</w:t>
+      <w:t>2026-07-18</w:t>
       <w:br/>
       <w:br/>
     </w:r>

--- a/klagomål/S 1079-2025 FSC-klagomål.docx
+++ b/klagomål/S 1079-2025 FSC-klagomål.docx
@@ -1488,7 +1488,7 @@
     <w:r>
       <w:tab/>
       <w:tab/>
-      <w:t>2026-07-18</w:t>
+      <w:t>2026-07-19</w:t>
       <w:br/>
       <w:br/>
     </w:r>

--- a/klagomål/S 1079-2025 FSC-klagomål.docx
+++ b/klagomål/S 1079-2025 FSC-klagomål.docx
@@ -1488,7 +1488,7 @@
     <w:r>
       <w:tab/>
       <w:tab/>
-      <w:t>2026-07-19</w:t>
+      <w:t>2026-07-20</w:t>
       <w:br/>
       <w:br/>
     </w:r>

--- a/klagomål/S 1079-2025 FSC-klagomål.docx
+++ b/klagomål/S 1079-2025 FSC-klagomål.docx
@@ -1488,7 +1488,7 @@
     <w:r>
       <w:tab/>
       <w:tab/>
-      <w:t>2026-07-20</w:t>
+      <w:t>2026-07-21</w:t>
       <w:br/>
       <w:br/>
     </w:r>

--- a/klagomål/S 1079-2025 FSC-klagomål.docx
+++ b/klagomål/S 1079-2025 FSC-klagomål.docx
@@ -1488,7 +1488,7 @@
     <w:r>
       <w:tab/>
       <w:tab/>
-      <w:t>2026-07-21</w:t>
+      <w:t>2026-07-22</w:t>
       <w:br/>
       <w:br/>
     </w:r>

--- a/klagomål/S 1079-2025 FSC-klagomål.docx
+++ b/klagomål/S 1079-2025 FSC-klagomål.docx
@@ -1488,7 +1488,7 @@
     <w:r>
       <w:tab/>
       <w:tab/>
-      <w:t>2026-07-22</w:t>
+      <w:t>2026-07-23</w:t>
       <w:br/>
       <w:br/>
     </w:r>

--- a/klagomål/S 1079-2025 FSC-klagomål.docx
+++ b/klagomål/S 1079-2025 FSC-klagomål.docx
@@ -1488,7 +1488,7 @@
     <w:r>
       <w:tab/>
       <w:tab/>
-      <w:t>2026-07-23</w:t>
+      <w:t>2026-07-24</w:t>
       <w:br/>
       <w:br/>
     </w:r>

--- a/klagomål/S 1079-2025 FSC-klagomål.docx
+++ b/klagomål/S 1079-2025 FSC-klagomål.docx
@@ -1488,7 +1488,7 @@
     <w:r>
       <w:tab/>
       <w:tab/>
-      <w:t>2026-07-24</w:t>
+      <w:t>2026-07-25</w:t>
       <w:br/>
       <w:br/>
     </w:r>

--- a/klagomål/S 1079-2025 FSC-klagomål.docx
+++ b/klagomål/S 1079-2025 FSC-klagomål.docx
@@ -1488,7 +1488,7 @@
     <w:r>
       <w:tab/>
       <w:tab/>
-      <w:t>2026-07-25</w:t>
+      <w:t>2026-07-26</w:t>
       <w:br/>
       <w:br/>
     </w:r>

--- a/klagomål/S 1079-2025 FSC-klagomål.docx
+++ b/klagomål/S 1079-2025 FSC-klagomål.docx
@@ -1488,7 +1488,7 @@
     <w:r>
       <w:tab/>
       <w:tab/>
-      <w:t>2026-07-26</w:t>
+      <w:t>2026-07-27</w:t>
       <w:br/>
       <w:br/>
     </w:r>

--- a/klagomål/S 1079-2025 FSC-klagomål.docx
+++ b/klagomål/S 1079-2025 FSC-klagomål.docx
@@ -1488,7 +1488,7 @@
     <w:r>
       <w:tab/>
       <w:tab/>
-      <w:t>2026-07-27</w:t>
+      <w:t>2026-07-28</w:t>
       <w:br/>
       <w:br/>
     </w:r>

--- a/klagomål/S 1079-2025 FSC-klagomål.docx
+++ b/klagomål/S 1079-2025 FSC-klagomål.docx
@@ -1488,7 +1488,7 @@
     <w:r>
       <w:tab/>
       <w:tab/>
-      <w:t>2026-07-28</w:t>
+      <w:t>2026-07-29</w:t>
       <w:br/>
       <w:br/>
     </w:r>

--- a/klagomål/S 1079-2025 FSC-klagomål.docx
+++ b/klagomål/S 1079-2025 FSC-klagomål.docx
@@ -1488,7 +1488,7 @@
     <w:r>
       <w:tab/>
       <w:tab/>
-      <w:t>2026-07-29</w:t>
+      <w:t>2026-07-30</w:t>
       <w:br/>
       <w:br/>
     </w:r>

--- a/klagomål/S 1079-2025 FSC-klagomål.docx
+++ b/klagomål/S 1079-2025 FSC-klagomål.docx
@@ -1488,7 +1488,7 @@
     <w:r>
       <w:tab/>
       <w:tab/>
-      <w:t>2026-07-30</w:t>
+      <w:t>2026-07-31</w:t>
       <w:br/>
       <w:br/>
     </w:r>

--- a/klagomål/S 1079-2025 FSC-klagomål.docx
+++ b/klagomål/S 1079-2025 FSC-klagomål.docx
@@ -1488,7 +1488,7 @@
     <w:r>
       <w:tab/>
       <w:tab/>
-      <w:t>2026-07-31</w:t>
+      <w:t>2026-08-01</w:t>
       <w:br/>
       <w:br/>
     </w:r>

--- a/klagomål/S 1079-2025 FSC-klagomål.docx
+++ b/klagomål/S 1079-2025 FSC-klagomål.docx
@@ -1488,7 +1488,7 @@
     <w:r>
       <w:tab/>
       <w:tab/>
-      <w:t>2026-08-01</w:t>
+      <w:t>2026-08-02</w:t>
       <w:br/>
       <w:br/>
     </w:r>

--- a/klagomål/S 1079-2025 FSC-klagomål.docx
+++ b/klagomål/S 1079-2025 FSC-klagomål.docx
@@ -1488,7 +1488,7 @@
     <w:r>
       <w:tab/>
       <w:tab/>
-      <w:t>2026-08-02</w:t>
+      <w:t>2026-08-03</w:t>
       <w:br/>
       <w:br/>
     </w:r>

--- a/klagomål/S 1079-2025 FSC-klagomål.docx
+++ b/klagomål/S 1079-2025 FSC-klagomål.docx
@@ -1488,7 +1488,7 @@
     <w:r>
       <w:tab/>
       <w:tab/>
-      <w:t>2026-08-03</w:t>
+      <w:t>2026-08-05</w:t>
       <w:br/>
       <w:br/>
     </w:r>

--- a/klagomål/S 1079-2025 FSC-klagomål.docx
+++ b/klagomål/S 1079-2025 FSC-klagomål.docx
@@ -1488,7 +1488,7 @@
     <w:r>
       <w:tab/>
       <w:tab/>
-      <w:t>2026-08-05</w:t>
+      <w:t>2026-08-07</w:t>
       <w:br/>
       <w:br/>
     </w:r>

--- a/klagomål/S 1079-2025 FSC-klagomål.docx
+++ b/klagomål/S 1079-2025 FSC-klagomål.docx
@@ -1488,7 +1488,7 @@
     <w:r>
       <w:tab/>
       <w:tab/>
-      <w:t>2026-08-07</w:t>
+      <w:t>2026-08-08</w:t>
       <w:br/>
       <w:br/>
     </w:r>

--- a/klagomål/S 1079-2025 FSC-klagomål.docx
+++ b/klagomål/S 1079-2025 FSC-klagomål.docx
@@ -216,7 +216,7 @@
         <w:spacing w:after="240"/>
       </w:pPr>
       <w:r>
-        <w:t>Figur 1. Fyndplatser för naturvårdsarter i och inom 24 meter från samrådsanmälan. Markörer utan svart kant är placerade på fyndplatsen. Markörer med svart kant är placerade vid sidan av fyndplatsen har ett svart streck som visar fyndplatsens exakta position. Kartans mittpunktskoordinat är N 6937883, E 521803 i SWEREF 99 TM.</w:t>
+        <w:t>Figur 1. Fyndplatser för naturvårdsarter i och inom 24 meter från samrådsanmälan. Markörer utan svart kant är placerade på fyndplatsen. Markörer med svart kant är placerade vid sidan av fyndplatsen och har ett svart streck som visar fyndplatsens exakta position. Kartans mittpunktskoordinat är N 6937883, E 521803 i SWEREF 99 TM.</w:t>
       </w:r>
     </w:p>
     <w:p>
@@ -1488,7 +1488,7 @@
     <w:r>
       <w:tab/>
       <w:tab/>
-      <w:t>2026-08-14</w:t>
+      <w:t>2026-08-15</w:t>
       <w:br/>
       <w:br/>
     </w:r>

--- a/klagomål/S 1079-2025 FSC-klagomål.docx
+++ b/klagomål/S 1079-2025 FSC-klagomål.docx
@@ -1488,7 +1488,7 @@
     <w:r>
       <w:tab/>
       <w:tab/>
-      <w:t>2026-08-15</w:t>
+      <w:t>2026-08-16</w:t>
       <w:br/>
       <w:br/>
     </w:r>

--- a/klagomål/S 1079-2025 FSC-klagomål.docx
+++ b/klagomål/S 1079-2025 FSC-klagomål.docx
@@ -1488,7 +1488,7 @@
     <w:r>
       <w:tab/>
       <w:tab/>
-      <w:t>2026-08-16</w:t>
+      <w:t>2026-08-17</w:t>
       <w:br/>
       <w:br/>
     </w:r>

--- a/klagomål/S 1079-2025 FSC-klagomål.docx
+++ b/klagomål/S 1079-2025 FSC-klagomål.docx
@@ -1488,7 +1488,7 @@
     <w:r>
       <w:tab/>
       <w:tab/>
-      <w:t>2026-08-17</w:t>
+      <w:t>2026-08-18</w:t>
       <w:br/>
       <w:br/>
     </w:r>

--- a/klagomål/S 1079-2025 FSC-klagomål.docx
+++ b/klagomål/S 1079-2025 FSC-klagomål.docx
@@ -178,7 +178,7 @@
       <w:r>
         <w:drawing>
           <wp:inline xmlns:a="http://schemas.openxmlformats.org/drawingml/2006/main" xmlns:pic="http://schemas.openxmlformats.org/drawingml/2006/picture">
-            <wp:extent cx="5486400" cy="3440784"/>
+            <wp:extent cx="5486400" cy="3550134"/>
             <wp:docPr id="1" name="Picture 1"/>
             <wp:cNvGraphicFramePr>
               <a:graphicFrameLocks noChangeAspect="1"/>
@@ -199,7 +199,7 @@
                   <pic:spPr>
                     <a:xfrm>
                       <a:off x="0" y="0"/>
-                      <a:ext cx="5486400" cy="3440784"/>
+                      <a:ext cx="5486400" cy="3550134"/>
                     </a:xfrm>
                     <a:prstGeom prst="rect"/>
                   </pic:spPr>
@@ -221,7 +221,7 @@
     </w:p>
     <w:p>
       <w:r>
-        <w:t>I och inom 24 meter från samrådsanmälan finns fynd av 15 naturvårdsarter, varav 11 är rödlistade, 2 är fridlysta, 15 är typiska (T) och 4 är signalarter (S): doftticka (VU, T, §8), garnlav (VU, T), knärot (VU, T, §8), dropptaggsvamp (NT, T), dvärgbägarlav (NT, T), gammelgransskål (NT, T), kolflarnlav (NT, T), lunglav (NT, T), orange taggsvamp (NT, T), småflikig brosklav (NT, T), vedtrappmossa (NT, T), korallblylav (S, T), rävticka (S, T), stor aspticka (S, T) och stuplav (S, T). Se Figur 1.</w:t>
+        <w:t>I och inom 24 meter från samrådsanmälan finns fynd av 16 naturvårdsarter, varav 12 är rödlistade, 2 är fridlysta, 15 är typiska (T) och 4 är signalarter (S): doftticka (VU, T, §8), garnlav (VU, T), knärot (VU, T, §8), dropptaggsvamp (NT, T), dvärgbägarlav (NT, T), gammelgransskål (NT, T), kolflarnlav (NT, T), lunglav (NT, T), orange taggsvamp (NT, T), småflikig brosklav (NT, T), större flatbagge (NT), vedtrappmossa (NT, T), korallblylav (S, T), rävticka (S, T), stor aspticka (S, T) och stuplav (S, T). Se Figur 1.</w:t>
       </w:r>
     </w:p>
     <w:p>
@@ -354,7 +354,7 @@
     </w:p>
     <w:p>
       <w:r>
-        <w:t>I det samrådsanmälda området finns 1 fyndplatser för knärot registrerade på Artportalen. Figur 2 visar gränserna för buffertzoner på 50 m, som behöver lämnas kring fyndplatserna för att knärotslokalerna inte ska försvinna vid en avverkning. Av det samrådsanmälda området överlappar 0.79 ha med buffertzonerna och får av detta skäl inte avverkas.</w:t>
+        <w:t>I det samrådsanmälda området finns 2 fyndplatser för knärot registrerade på Artportalen. Figur 2 visar gränserna för buffertzoner på 50 m, som behöver lämnas kring fyndplatserna för att knärotslokalerna inte ska försvinna vid en avverkning. Av det samrådsanmälda området överlappar 1.23 ha med buffertzonerna och får av detta skäl inte avverkas.</w:t>
       </w:r>
     </w:p>
     <w:p>
@@ -586,6 +586,30 @@
         <w:rPr>
           <w:b/>
         </w:rPr>
+        <w:t>Större flatbagge</w:t>
+      </w:r>
+      <w:r>
+        <w:rPr>
+          <w:b/>
+          <w:i/>
+        </w:rPr>
+        <w:t xml:space="preserve"> </w:t>
+      </w:r>
+      <w:r>
+        <w:rPr>
+          <w:b/>
+        </w:rPr>
+        <w:t xml:space="preserve">(NT) </w:t>
+      </w:r>
+      <w:r>
+        <w:t>är en skalbagge vars larvutveckling sker i brunrötad ved i högstubbar eller torrträd av både barrträd och lövträd, oftast tall, gran och björk, men även asp, klibbal och gråal. Vedsvampar som skapar lämplig vedröta är klibbticka och björkticka. När skalbaggarna lämnar veden uppstår typiskt stora, ovala flyghål på vedytan, i formen ungefär som ett avrundat myntinkast. De födosöker gärna på undersidan av levande klibbtickor, varvid det uppstår ytliga gnagspår i sporlagret. Arten hotas av bekämpningsaktioner mot den åttatandade barkborren, vilken genom ståndskogsangrepp dödar träd som knappt tio år senare blir mycket lämpliga för stor flatbagge. På många ställen minskar snabbt de bestånd av gammal vårtbjörk som även är viktiga för artens överlevnad. Främst är det viktigt att gammal granskog eller lövbrännor sparas i form av nyckelbiotoper eller reservat. I den brukade skogen är det viktigt att spara stående torrgranar och vårtbjörkar samt att man ej har långa tidsmässiga specialföreskrifter för att eliminera sparande av granbarkborregranar som undanrycker successionsmöjligheter av utvecklingssubstrat för denna och många andra rödlistade arter i hela län. Större flatbagge är rödlistad som nära hotad (NT) på den europeiska rödlistan, vilket medför ett internationellt ansvar för arten (IUCN, 2025; SLU Artdatabanken, 2024).</w:t>
+      </w:r>
+    </w:p>
+    <w:p>
+      <w:r>
+        <w:rPr>
+          <w:b/>
+        </w:rPr>
         <w:t xml:space="preserve">Vedtrappmossa (NT) </w:t>
       </w:r>
       <w:r>
@@ -825,7 +849,7 @@
         <w:rPr>
           <w:i/>
         </w:rPr>
-        <w:t>I det samrådsanmälda skogsområdet har 15 naturvårdsarter varav 11 rödlistade arter sina livsmiljöer och växtplatser.</w:t>
+        <w:t>I det samrådsanmälda skogsområdet har 16 naturvårdsarter varav 12 rödlistade arter sina livsmiljöer och växtplatser.</w:t>
       </w:r>
     </w:p>
     <w:p>
@@ -1488,7 +1512,7 @@
     <w:r>
       <w:tab/>
       <w:tab/>
-      <w:t>2026-08-18</w:t>
+      <w:t>2026-08-19</w:t>
       <w:br/>
       <w:br/>
     </w:r>

--- a/klagomål/S 1079-2025 FSC-klagomål.docx
+++ b/klagomål/S 1079-2025 FSC-klagomål.docx
@@ -1512,7 +1512,7 @@
     <w:r>
       <w:tab/>
       <w:tab/>
-      <w:t>2026-08-19</w:t>
+      <w:t>2026-08-20</w:t>
       <w:br/>
       <w:br/>
     </w:r>

--- a/klagomål/S 1079-2025 FSC-klagomål.docx
+++ b/klagomål/S 1079-2025 FSC-klagomål.docx
@@ -1512,7 +1512,7 @@
     <w:r>
       <w:tab/>
       <w:tab/>
-      <w:t>2026-08-20</w:t>
+      <w:t>2026-08-21</w:t>
       <w:br/>
       <w:br/>
     </w:r>

--- a/klagomål/S 1079-2025 FSC-klagomål.docx
+++ b/klagomål/S 1079-2025 FSC-klagomål.docx
@@ -1512,7 +1512,7 @@
     <w:r>
       <w:tab/>
       <w:tab/>
-      <w:t>2026-08-21</w:t>
+      <w:t>2026-08-22</w:t>
       <w:br/>
       <w:br/>
     </w:r>

--- a/klagomål/S 1079-2025 FSC-klagomål.docx
+++ b/klagomål/S 1079-2025 FSC-klagomål.docx
@@ -1512,7 +1512,7 @@
     <w:r>
       <w:tab/>
       <w:tab/>
-      <w:t>2026-08-22</w:t>
+      <w:t>2026-08-23</w:t>
       <w:br/>
       <w:br/>
     </w:r>

--- a/klagomål/S 1079-2025 FSC-klagomål.docx
+++ b/klagomål/S 1079-2025 FSC-klagomål.docx
@@ -1512,7 +1512,7 @@
     <w:r>
       <w:tab/>
       <w:tab/>
-      <w:t>2026-08-23</w:t>
+      <w:t>2026-08-24</w:t>
       <w:br/>
       <w:br/>
     </w:r>

--- a/klagomål/S 1079-2025 FSC-klagomål.docx
+++ b/klagomål/S 1079-2025 FSC-klagomål.docx
@@ -1512,7 +1512,7 @@
     <w:r>
       <w:tab/>
       <w:tab/>
-      <w:t>2026-08-24</w:t>
+      <w:t>2026-08-25</w:t>
       <w:br/>
       <w:br/>
     </w:r>

--- a/klagomål/S 1079-2025 FSC-klagomål.docx
+++ b/klagomål/S 1079-2025 FSC-klagomål.docx
@@ -1512,7 +1512,7 @@
     <w:r>
       <w:tab/>
       <w:tab/>
-      <w:t>2026-08-25</w:t>
+      <w:t>2026-08-26</w:t>
       <w:br/>
       <w:br/>
     </w:r>

--- a/klagomål/S 1079-2025 FSC-klagomål.docx
+++ b/klagomål/S 1079-2025 FSC-klagomål.docx
@@ -1512,7 +1512,7 @@
     <w:r>
       <w:tab/>
       <w:tab/>
-      <w:t>2026-08-26</w:t>
+      <w:t>2026-08-27</w:t>
       <w:br/>
       <w:br/>
     </w:r>

--- a/klagomål/S 1079-2025 FSC-klagomål.docx
+++ b/klagomål/S 1079-2025 FSC-klagomål.docx
@@ -1512,7 +1512,7 @@
     <w:r>
       <w:tab/>
       <w:tab/>
-      <w:t>2026-08-27</w:t>
+      <w:t>2026-08-28</w:t>
       <w:br/>
       <w:br/>
     </w:r>

--- a/klagomål/S 1079-2025 FSC-klagomål.docx
+++ b/klagomål/S 1079-2025 FSC-klagomål.docx
@@ -1512,7 +1512,7 @@
     <w:r>
       <w:tab/>
       <w:tab/>
-      <w:t>2026-08-28</w:t>
+      <w:t>2026-08-29</w:t>
       <w:br/>
       <w:br/>
     </w:r>

--- a/klagomål/S 1079-2025 FSC-klagomål.docx
+++ b/klagomål/S 1079-2025 FSC-klagomål.docx
@@ -1512,7 +1512,7 @@
     <w:r>
       <w:tab/>
       <w:tab/>
-      <w:t>2026-08-29</w:t>
+      <w:t>2026-08-31</w:t>
       <w:br/>
       <w:br/>
     </w:r>

--- a/klagomål/S 1079-2025 FSC-klagomål.docx
+++ b/klagomål/S 1079-2025 FSC-klagomål.docx
@@ -1512,7 +1512,7 @@
     <w:r>
       <w:tab/>
       <w:tab/>
-      <w:t>2026-08-31</w:t>
+      <w:t>2026-09-01</w:t>
       <w:br/>
       <w:br/>
     </w:r>

--- a/klagomål/S 1079-2025 FSC-klagomål.docx
+++ b/klagomål/S 1079-2025 FSC-klagomål.docx
@@ -1512,7 +1512,7 @@
     <w:r>
       <w:tab/>
       <w:tab/>
-      <w:t>2026-09-01</w:t>
+      <w:t>2026-09-02</w:t>
       <w:br/>
       <w:br/>
     </w:r>

--- a/klagomål/S 1079-2025 FSC-klagomål.docx
+++ b/klagomål/S 1079-2025 FSC-klagomål.docx
@@ -1512,7 +1512,7 @@
     <w:r>
       <w:tab/>
       <w:tab/>
-      <w:t>2026-09-02</w:t>
+      <w:t>2026-09-03</w:t>
       <w:br/>
       <w:br/>
     </w:r>

--- a/klagomål/S 1079-2025 FSC-klagomål.docx
+++ b/klagomål/S 1079-2025 FSC-klagomål.docx
@@ -1512,7 +1512,7 @@
     <w:r>
       <w:tab/>
       <w:tab/>
-      <w:t>2026-09-03</w:t>
+      <w:t>2026-09-04</w:t>
       <w:br/>
       <w:br/>
     </w:r>

--- a/klagomål/S 1079-2025 FSC-klagomål.docx
+++ b/klagomål/S 1079-2025 FSC-klagomål.docx
@@ -1512,7 +1512,7 @@
     <w:r>
       <w:tab/>
       <w:tab/>
-      <w:t>2026-09-04</w:t>
+      <w:t>2026-09-05</w:t>
       <w:br/>
       <w:br/>
     </w:r>

--- a/klagomål/S 1079-2025 FSC-klagomål.docx
+++ b/klagomål/S 1079-2025 FSC-klagomål.docx
@@ -1512,7 +1512,7 @@
     <w:r>
       <w:tab/>
       <w:tab/>
-      <w:t>2026-09-05</w:t>
+      <w:t>2026-09-06</w:t>
       <w:br/>
       <w:br/>
     </w:r>

--- a/klagomål/S 1079-2025 FSC-klagomål.docx
+++ b/klagomål/S 1079-2025 FSC-klagomål.docx
@@ -1512,7 +1512,7 @@
     <w:r>
       <w:tab/>
       <w:tab/>
-      <w:t>2026-09-06</w:t>
+      <w:t>2026-09-07</w:t>
       <w:br/>
       <w:br/>
     </w:r>

--- a/klagomål/S 1079-2025 FSC-klagomål.docx
+++ b/klagomål/S 1079-2025 FSC-klagomål.docx
@@ -1512,7 +1512,7 @@
     <w:r>
       <w:tab/>
       <w:tab/>
-      <w:t>2026-09-07</w:t>
+      <w:t>2026-09-08</w:t>
       <w:br/>
       <w:br/>
     </w:r>

--- a/klagomål/S 1079-2025 FSC-klagomål.docx
+++ b/klagomål/S 1079-2025 FSC-klagomål.docx
@@ -1512,7 +1512,7 @@
     <w:r>
       <w:tab/>
       <w:tab/>
-      <w:t>2026-09-08</w:t>
+      <w:t>2026-09-09</w:t>
       <w:br/>
       <w:br/>
     </w:r>

--- a/klagomål/S 1079-2025 FSC-klagomål.docx
+++ b/klagomål/S 1079-2025 FSC-klagomål.docx
@@ -1512,7 +1512,7 @@
     <w:r>
       <w:tab/>
       <w:tab/>
-      <w:t>2026-09-09</w:t>
+      <w:t>2026-09-10</w:t>
       <w:br/>
       <w:br/>
     </w:r>

--- a/klagomål/S 1079-2025 FSC-klagomål.docx
+++ b/klagomål/S 1079-2025 FSC-klagomål.docx
@@ -1512,7 +1512,7 @@
     <w:r>
       <w:tab/>
       <w:tab/>
-      <w:t>2026-09-10</w:t>
+      <w:t>2026-09-11</w:t>
       <w:br/>
       <w:br/>
     </w:r>

--- a/klagomål/S 1079-2025 FSC-klagomål.docx
+++ b/klagomål/S 1079-2025 FSC-klagomål.docx
@@ -1512,7 +1512,7 @@
     <w:r>
       <w:tab/>
       <w:tab/>
-      <w:t>2026-09-11</w:t>
+      <w:t>2026-09-12</w:t>
       <w:br/>
       <w:br/>
     </w:r>

--- a/klagomål/S 1079-2025 FSC-klagomål.docx
+++ b/klagomål/S 1079-2025 FSC-klagomål.docx
@@ -1512,7 +1512,7 @@
     <w:r>
       <w:tab/>
       <w:tab/>
-      <w:t>2026-09-12</w:t>
+      <w:t>2026-09-13</w:t>
       <w:br/>
       <w:br/>
     </w:r>
